--- a/docs/사업계획서/2026-10_스마트경찰경광등_국내시장조사계획.docx
+++ b/docs/사업계획서/2026-10_스마트경찰경광등_국내시장조사계획.docx
@@ -69,6 +69,18 @@
       </w:pPr>
       <w:r>
         <w:t xml:space="preserve">관련 문서: 「국내 스마트 경찰 경광등 사업계획서」 2.6장(왜 아직 없는가), 1.4장(선호도 확인), 8장(향후 90일)</w:t>
+      </w:r>
+    </w:p>
+    <w:p>
+      <w:pPr>
+        <w:numPr>
+          <w:ilvl w:val="0"/>
+          <w:numId w:val="1001"/>
+        </w:numPr>
+        <w:pStyle w:val="Compact"/>
+      </w:pPr>
+      <w:r>
+        <w:t xml:space="preserve">상위 문서: 「사업타당성 조사 계획」(이 조사는 그 중 시장성 부분의 상세판)</w:t>
       </w:r>
     </w:p>
     <w:p>
